--- a/暑假40天学习计划_张豪实验室_米哈游游戏测试.docx
+++ b/暑假40天学习计划_张豪实验室_米哈游游戏测试.docx
@@ -66,6 +66,12 @@
             <w:insideH w:val="single" w:color="auto" w:sz="4" w:space="0"/>
             <w:insideV w:val="single" w:color="auto" w:sz="4" w:space="0"/>
           </w:tblBorders>
+          <w:tblCellMar>
+            <w:top w:w="0" w:type="dxa"/>
+            <w:left w:w="108" w:type="dxa"/>
+            <w:bottom w:w="0" w:type="dxa"/>
+            <w:right w:w="108" w:type="dxa"/>
+          </w:tblCellMar>
         </w:tblPrEx>
         <w:tc>
           <w:tcPr>
@@ -6248,8 +6254,6 @@
               </w:rPr>
               <w:t>• 向量与矩阵运算、点积、矩阵乘法</w:t>
             </w:r>
-            <w:bookmarkStart w:id="5" w:name="_GoBack"/>
-            <w:bookmarkEnd w:id="5"/>
             <w:r>
               <w:rPr>
                 <w:rFonts w:ascii="微软雅黑" w:hAnsi="微软雅黑" w:eastAsia="微软雅黑"/>
@@ -6831,6 +6835,8 @@
               </w:rPr>
               <w:br w:type="textWrapping"/>
             </w:r>
+            <w:bookmarkStart w:id="5" w:name="_GoBack"/>
+            <w:bookmarkEnd w:id="5"/>
             <w:r>
               <w:rPr>
                 <w:rFonts w:ascii="微软雅黑" w:hAnsi="微软雅黑" w:eastAsia="微软雅黑"/>
@@ -6960,19 +6966,29 @@
                 <w:rFonts w:ascii="微软雅黑" w:hAnsi="微软雅黑" w:eastAsia="微软雅黑"/>
                 <w:sz w:val="18"/>
               </w:rPr>
-              <w:t xml:space="preserve">  - 网络同步机制（多人在线时是否有延迟/卡顿）</w:t>
-            </w:r>
-            <w:r>
-              <w:rPr>
-                <w:rFonts w:ascii="微软雅黑" w:hAnsi="微软雅黑" w:eastAsia="微软雅黑"/>
-                <w:sz w:val="18"/>
-              </w:rPr>
-              <w:br w:type="textWrapping"/>
-            </w:r>
-            <w:r>
-              <w:rPr>
-                <w:rFonts w:ascii="微软雅黑" w:hAnsi="微软雅黑" w:eastAsia="微软雅黑"/>
-                <w:sz w:val="18"/>
+              <w:t xml:space="preserve">  -</w:t>
+            </w:r>
+            <w:r>
+              <w:rPr>
+                <w:rFonts w:ascii="微软雅黑" w:hAnsi="微软雅黑" w:eastAsia="微软雅黑"/>
+                <w:sz w:val="18"/>
+                <w:highlight w:val="yellow"/>
+              </w:rPr>
+              <w:t xml:space="preserve"> 网络同步机制（多人在线时是否有延迟/卡顿）</w:t>
+            </w:r>
+            <w:r>
+              <w:rPr>
+                <w:rFonts w:ascii="微软雅黑" w:hAnsi="微软雅黑" w:eastAsia="微软雅黑"/>
+                <w:sz w:val="18"/>
+                <w:highlight w:val="yellow"/>
+              </w:rPr>
+              <w:br w:type="textWrapping"/>
+            </w:r>
+            <w:r>
+              <w:rPr>
+                <w:rFonts w:ascii="微软雅黑" w:hAnsi="微软雅黑" w:eastAsia="微软雅黑"/>
+                <w:sz w:val="18"/>
+                <w:highlight w:val="yellow"/>
               </w:rPr>
               <w:t xml:space="preserve">  - 游戏内的数值系统设计</w:t>
             </w:r>
@@ -6980,13 +6996,15 @@
               <w:rPr>
                 <w:rFonts w:ascii="微软雅黑" w:hAnsi="微软雅黑" w:eastAsia="微软雅黑"/>
                 <w:sz w:val="18"/>
-              </w:rPr>
-              <w:br w:type="textWrapping"/>
-            </w:r>
-            <w:r>
-              <w:rPr>
-                <w:rFonts w:ascii="微软雅黑" w:hAnsi="微软雅黑" w:eastAsia="微软雅黑"/>
-                <w:sz w:val="18"/>
+                <w:highlight w:val="yellow"/>
+              </w:rPr>
+              <w:br w:type="textWrapping"/>
+            </w:r>
+            <w:r>
+              <w:rPr>
+                <w:rFonts w:ascii="微软雅黑" w:hAnsi="微软雅黑" w:eastAsia="微软雅黑"/>
+                <w:sz w:val="18"/>
+                <w:highlight w:val="yellow"/>
               </w:rPr>
               <w:t>• 阅读一篇联邦学习综述文章（中文，如"联邦学习综述"）</w:t>
             </w:r>
@@ -7151,7 +7169,15 @@
                 <w:rFonts w:ascii="微软雅黑" w:hAnsi="微软雅黑" w:eastAsia="微软雅黑"/>
                 <w:sz w:val="18"/>
               </w:rPr>
-              <w:t>• 综合小项目：用PCA对MNIST手写数字降维并可视化</w:t>
+              <w:t xml:space="preserve">• </w:t>
+            </w:r>
+            <w:r>
+              <w:rPr>
+                <w:rFonts w:ascii="微软雅黑" w:hAnsi="微软雅黑" w:eastAsia="微软雅黑"/>
+                <w:sz w:val="18"/>
+                <w:highlight w:val="yellow"/>
+              </w:rPr>
+              <w:t>综合小项目：用PCA对MNIST手写数字降维并可视化</w:t>
             </w:r>
             <w:r>
               <w:rPr>
@@ -14356,6 +14382,12 @@
             <w:insideH w:val="single" w:color="auto" w:sz="4" w:space="0"/>
             <w:insideV w:val="single" w:color="auto" w:sz="4" w:space="0"/>
           </w:tblBorders>
+          <w:tblCellMar>
+            <w:top w:w="0" w:type="dxa"/>
+            <w:left w:w="108" w:type="dxa"/>
+            <w:bottom w:w="0" w:type="dxa"/>
+            <w:right w:w="108" w:type="dxa"/>
+          </w:tblCellMar>
         </w:tblPrEx>
         <w:trPr>
           <w:jc w:val="center"/>
@@ -17752,13 +17784,13 @@
     <w:lsdException w:uiPriority="99" w:name="Table Web 2"/>
     <w:lsdException w:uiPriority="99" w:name="Table Web 3"/>
     <w:lsdException w:uiPriority="99" w:name="Balloon Text"/>
-    <w:lsdException w:unhideWhenUsed="0" w:uiPriority="59" w:semiHidden="0" w:name="Table Grid"/>
+    <w:lsdException w:qFormat="1" w:unhideWhenUsed="0" w:uiPriority="59" w:semiHidden="0" w:name="Table Grid"/>
     <w:lsdException w:uiPriority="99" w:name="Table Theme"/>
     <w:lsdException w:qFormat="1" w:unhideWhenUsed="0" w:uiPriority="1" w:semiHidden="0" w:name="No Spacing"/>
-    <w:lsdException w:unhideWhenUsed="0" w:uiPriority="60" w:semiHidden="0" w:name="Light Shading"/>
-    <w:lsdException w:unhideWhenUsed="0" w:uiPriority="61" w:semiHidden="0" w:name="Light List"/>
-    <w:lsdException w:unhideWhenUsed="0" w:uiPriority="62" w:semiHidden="0" w:name="Light Grid"/>
-    <w:lsdException w:unhideWhenUsed="0" w:uiPriority="63" w:semiHidden="0" w:name="Medium Shading 1"/>
+    <w:lsdException w:qFormat="1" w:unhideWhenUsed="0" w:uiPriority="60" w:semiHidden="0" w:name="Light Shading"/>
+    <w:lsdException w:qFormat="1" w:unhideWhenUsed="0" w:uiPriority="61" w:semiHidden="0" w:name="Light List"/>
+    <w:lsdException w:qFormat="1" w:unhideWhenUsed="0" w:uiPriority="62" w:semiHidden="0" w:name="Light Grid"/>
+    <w:lsdException w:qFormat="1" w:unhideWhenUsed="0" w:uiPriority="63" w:semiHidden="0" w:name="Medium Shading 1"/>
     <w:lsdException w:qFormat="1" w:unhideWhenUsed="0" w:uiPriority="64" w:semiHidden="0" w:name="Medium Shading 2"/>
     <w:lsdException w:unhideWhenUsed="0" w:uiPriority="65" w:semiHidden="0" w:name="Medium List 1"/>
     <w:lsdException w:unhideWhenUsed="0" w:uiPriority="66" w:semiHidden="0" w:name="Medium List 2"/>
@@ -17769,10 +17801,10 @@
     <w:lsdException w:qFormat="1" w:unhideWhenUsed="0" w:uiPriority="71" w:semiHidden="0" w:name="Colorful Shading"/>
     <w:lsdException w:qFormat="1" w:unhideWhenUsed="0" w:uiPriority="72" w:semiHidden="0" w:name="Colorful List"/>
     <w:lsdException w:qFormat="1" w:unhideWhenUsed="0" w:uiPriority="73" w:semiHidden="0" w:name="Colorful Grid"/>
-    <w:lsdException w:unhideWhenUsed="0" w:uiPriority="60" w:semiHidden="0" w:name="Light Shading Accent 1"/>
-    <w:lsdException w:unhideWhenUsed="0" w:uiPriority="61" w:semiHidden="0" w:name="Light List Accent 1"/>
-    <w:lsdException w:unhideWhenUsed="0" w:uiPriority="62" w:semiHidden="0" w:name="Light Grid Accent 1"/>
-    <w:lsdException w:unhideWhenUsed="0" w:uiPriority="63" w:semiHidden="0" w:name="Medium Shading 1 Accent 1"/>
+    <w:lsdException w:qFormat="1" w:unhideWhenUsed="0" w:uiPriority="60" w:semiHidden="0" w:name="Light Shading Accent 1"/>
+    <w:lsdException w:qFormat="1" w:unhideWhenUsed="0" w:uiPriority="61" w:semiHidden="0" w:name="Light List Accent 1"/>
+    <w:lsdException w:qFormat="1" w:unhideWhenUsed="0" w:uiPriority="62" w:semiHidden="0" w:name="Light Grid Accent 1"/>
+    <w:lsdException w:qFormat="1" w:unhideWhenUsed="0" w:uiPriority="63" w:semiHidden="0" w:name="Medium Shading 1 Accent 1"/>
     <w:lsdException w:unhideWhenUsed="0" w:uiPriority="64" w:semiHidden="0" w:name="Medium Shading 2 Accent 1"/>
     <w:lsdException w:unhideWhenUsed="0" w:uiPriority="65" w:semiHidden="0" w:name="Medium List 1 Accent 1"/>
     <w:lsdException w:qFormat="1" w:unhideWhenUsed="0" w:uiPriority="34" w:semiHidden="0" w:name="List Paragraph"/>
@@ -17786,10 +17818,10 @@
     <w:lsdException w:qFormat="1" w:unhideWhenUsed="0" w:uiPriority="71" w:semiHidden="0" w:name="Colorful Shading Accent 1"/>
     <w:lsdException w:qFormat="1" w:unhideWhenUsed="0" w:uiPriority="72" w:semiHidden="0" w:name="Colorful List Accent 1"/>
     <w:lsdException w:qFormat="1" w:unhideWhenUsed="0" w:uiPriority="73" w:semiHidden="0" w:name="Colorful Grid Accent 1"/>
-    <w:lsdException w:unhideWhenUsed="0" w:uiPriority="60" w:semiHidden="0" w:name="Light Shading Accent 2"/>
-    <w:lsdException w:unhideWhenUsed="0" w:uiPriority="61" w:semiHidden="0" w:name="Light List Accent 2"/>
-    <w:lsdException w:unhideWhenUsed="0" w:uiPriority="62" w:semiHidden="0" w:name="Light Grid Accent 2"/>
-    <w:lsdException w:unhideWhenUsed="0" w:uiPriority="63" w:semiHidden="0" w:name="Medium Shading 1 Accent 2"/>
+    <w:lsdException w:qFormat="1" w:unhideWhenUsed="0" w:uiPriority="60" w:semiHidden="0" w:name="Light Shading Accent 2"/>
+    <w:lsdException w:qFormat="1" w:unhideWhenUsed="0" w:uiPriority="61" w:semiHidden="0" w:name="Light List Accent 2"/>
+    <w:lsdException w:qFormat="1" w:unhideWhenUsed="0" w:uiPriority="62" w:semiHidden="0" w:name="Light Grid Accent 2"/>
+    <w:lsdException w:qFormat="1" w:unhideWhenUsed="0" w:uiPriority="63" w:semiHidden="0" w:name="Medium Shading 1 Accent 2"/>
     <w:lsdException w:unhideWhenUsed="0" w:uiPriority="64" w:semiHidden="0" w:name="Medium Shading 2 Accent 2"/>
     <w:lsdException w:unhideWhenUsed="0" w:uiPriority="65" w:semiHidden="0" w:name="Medium List 1 Accent 2"/>
     <w:lsdException w:unhideWhenUsed="0" w:uiPriority="66" w:semiHidden="0" w:name="Medium List 2 Accent 2"/>
@@ -17800,10 +17832,10 @@
     <w:lsdException w:qFormat="1" w:unhideWhenUsed="0" w:uiPriority="71" w:semiHidden="0" w:name="Colorful Shading Accent 2"/>
     <w:lsdException w:qFormat="1" w:unhideWhenUsed="0" w:uiPriority="72" w:semiHidden="0" w:name="Colorful List Accent 2"/>
     <w:lsdException w:qFormat="1" w:unhideWhenUsed="0" w:uiPriority="73" w:semiHidden="0" w:name="Colorful Grid Accent 2"/>
-    <w:lsdException w:unhideWhenUsed="0" w:uiPriority="60" w:semiHidden="0" w:name="Light Shading Accent 3"/>
-    <w:lsdException w:unhideWhenUsed="0" w:uiPriority="61" w:semiHidden="0" w:name="Light List Accent 3"/>
-    <w:lsdException w:unhideWhenUsed="0" w:uiPriority="62" w:semiHidden="0" w:name="Light Grid Accent 3"/>
-    <w:lsdException w:unhideWhenUsed="0" w:uiPriority="63" w:semiHidden="0" w:name="Medium Shading 1 Accent 3"/>
+    <w:lsdException w:qFormat="1" w:unhideWhenUsed="0" w:uiPriority="60" w:semiHidden="0" w:name="Light Shading Accent 3"/>
+    <w:lsdException w:qFormat="1" w:unhideWhenUsed="0" w:uiPriority="61" w:semiHidden="0" w:name="Light List Accent 3"/>
+    <w:lsdException w:qFormat="1" w:unhideWhenUsed="0" w:uiPriority="62" w:semiHidden="0" w:name="Light Grid Accent 3"/>
+    <w:lsdException w:qFormat="1" w:unhideWhenUsed="0" w:uiPriority="63" w:semiHidden="0" w:name="Medium Shading 1 Accent 3"/>
     <w:lsdException w:unhideWhenUsed="0" w:uiPriority="64" w:semiHidden="0" w:name="Medium Shading 2 Accent 3"/>
     <w:lsdException w:unhideWhenUsed="0" w:uiPriority="65" w:semiHidden="0" w:name="Medium List 1 Accent 3"/>
     <w:lsdException w:unhideWhenUsed="0" w:uiPriority="66" w:semiHidden="0" w:name="Medium List 2 Accent 3"/>
@@ -17814,9 +17846,9 @@
     <w:lsdException w:qFormat="1" w:unhideWhenUsed="0" w:uiPriority="71" w:semiHidden="0" w:name="Colorful Shading Accent 3"/>
     <w:lsdException w:qFormat="1" w:unhideWhenUsed="0" w:uiPriority="72" w:semiHidden="0" w:name="Colorful List Accent 3"/>
     <w:lsdException w:qFormat="1" w:unhideWhenUsed="0" w:uiPriority="73" w:semiHidden="0" w:name="Colorful Grid Accent 3"/>
-    <w:lsdException w:unhideWhenUsed="0" w:uiPriority="60" w:semiHidden="0" w:name="Light Shading Accent 4"/>
-    <w:lsdException w:unhideWhenUsed="0" w:uiPriority="61" w:semiHidden="0" w:name="Light List Accent 4"/>
-    <w:lsdException w:unhideWhenUsed="0" w:uiPriority="62" w:semiHidden="0" w:name="Light Grid Accent 4"/>
+    <w:lsdException w:qFormat="1" w:unhideWhenUsed="0" w:uiPriority="60" w:semiHidden="0" w:name="Light Shading Accent 4"/>
+    <w:lsdException w:qFormat="1" w:unhideWhenUsed="0" w:uiPriority="61" w:semiHidden="0" w:name="Light List Accent 4"/>
+    <w:lsdException w:qFormat="1" w:unhideWhenUsed="0" w:uiPriority="62" w:semiHidden="0" w:name="Light Grid Accent 4"/>
     <w:lsdException w:unhideWhenUsed="0" w:uiPriority="63" w:semiHidden="0" w:name="Medium Shading 1 Accent 4"/>
     <w:lsdException w:unhideWhenUsed="0" w:uiPriority="64" w:semiHidden="0" w:name="Medium Shading 2 Accent 4"/>
     <w:lsdException w:unhideWhenUsed="0" w:uiPriority="65" w:semiHidden="0" w:name="Medium List 1 Accent 4"/>
@@ -17828,9 +17860,9 @@
     <w:lsdException w:qFormat="1" w:unhideWhenUsed="0" w:uiPriority="71" w:semiHidden="0" w:name="Colorful Shading Accent 4"/>
     <w:lsdException w:qFormat="1" w:unhideWhenUsed="0" w:uiPriority="72" w:semiHidden="0" w:name="Colorful List Accent 4"/>
     <w:lsdException w:qFormat="1" w:unhideWhenUsed="0" w:uiPriority="73" w:semiHidden="0" w:name="Colorful Grid Accent 4"/>
-    <w:lsdException w:unhideWhenUsed="0" w:uiPriority="60" w:semiHidden="0" w:name="Light Shading Accent 5"/>
-    <w:lsdException w:unhideWhenUsed="0" w:uiPriority="61" w:semiHidden="0" w:name="Light List Accent 5"/>
-    <w:lsdException w:unhideWhenUsed="0" w:uiPriority="62" w:semiHidden="0" w:name="Light Grid Accent 5"/>
+    <w:lsdException w:qFormat="1" w:unhideWhenUsed="0" w:uiPriority="60" w:semiHidden="0" w:name="Light Shading Accent 5"/>
+    <w:lsdException w:qFormat="1" w:unhideWhenUsed="0" w:uiPriority="61" w:semiHidden="0" w:name="Light List Accent 5"/>
+    <w:lsdException w:qFormat="1" w:unhideWhenUsed="0" w:uiPriority="62" w:semiHidden="0" w:name="Light Grid Accent 5"/>
     <w:lsdException w:unhideWhenUsed="0" w:uiPriority="63" w:semiHidden="0" w:name="Medium Shading 1 Accent 5"/>
     <w:lsdException w:unhideWhenUsed="0" w:uiPriority="64" w:semiHidden="0" w:name="Medium Shading 2 Accent 5"/>
     <w:lsdException w:unhideWhenUsed="0" w:uiPriority="65" w:semiHidden="0" w:name="Medium List 1 Accent 5"/>
@@ -17842,9 +17874,9 @@
     <w:lsdException w:qFormat="1" w:unhideWhenUsed="0" w:uiPriority="71" w:semiHidden="0" w:name="Colorful Shading Accent 5"/>
     <w:lsdException w:qFormat="1" w:unhideWhenUsed="0" w:uiPriority="72" w:semiHidden="0" w:name="Colorful List Accent 5"/>
     <w:lsdException w:qFormat="1" w:unhideWhenUsed="0" w:uiPriority="73" w:semiHidden="0" w:name="Colorful Grid Accent 5"/>
-    <w:lsdException w:unhideWhenUsed="0" w:uiPriority="60" w:semiHidden="0" w:name="Light Shading Accent 6"/>
-    <w:lsdException w:unhideWhenUsed="0" w:uiPriority="61" w:semiHidden="0" w:name="Light List Accent 6"/>
-    <w:lsdException w:unhideWhenUsed="0" w:uiPriority="62" w:semiHidden="0" w:name="Light Grid Accent 6"/>
+    <w:lsdException w:qFormat="1" w:unhideWhenUsed="0" w:uiPriority="60" w:semiHidden="0" w:name="Light Shading Accent 6"/>
+    <w:lsdException w:qFormat="1" w:unhideWhenUsed="0" w:uiPriority="61" w:semiHidden="0" w:name="Light List Accent 6"/>
+    <w:lsdException w:qFormat="1" w:unhideWhenUsed="0" w:uiPriority="62" w:semiHidden="0" w:name="Light Grid Accent 6"/>
     <w:lsdException w:unhideWhenUsed="0" w:uiPriority="63" w:semiHidden="0" w:name="Medium Shading 1 Accent 6"/>
     <w:lsdException w:unhideWhenUsed="0" w:uiPriority="64" w:semiHidden="0" w:name="Medium Shading 2 Accent 6"/>
     <w:lsdException w:unhideWhenUsed="0" w:uiPriority="65" w:semiHidden="0" w:name="Medium List 1 Accent 6"/>
@@ -18426,6 +18458,7 @@
   <w:style w:type="table" w:styleId="33">
     <w:name w:val="Table Grid"/>
     <w:basedOn w:val="32"/>
+    <w:qFormat/>
     <w:uiPriority w:val="59"/>
     <w:pPr>
       <w:spacing w:after="0" w:line="240" w:lineRule="auto"/>
@@ -18450,6 +18483,7 @@
   <w:style w:type="table" w:styleId="34">
     <w:name w:val="Light Shading"/>
     <w:basedOn w:val="32"/>
+    <w:qFormat/>
     <w:uiPriority w:val="60"/>
     <w:pPr>
       <w:spacing w:after="0" w:line="240" w:lineRule="auto"/>
@@ -18549,6 +18583,7 @@
   <w:style w:type="table" w:styleId="35">
     <w:name w:val="Light Shading Accent 1"/>
     <w:basedOn w:val="32"/>
+    <w:qFormat/>
     <w:uiPriority w:val="60"/>
     <w:pPr>
       <w:spacing w:after="0" w:line="240" w:lineRule="auto"/>
@@ -18648,6 +18683,7 @@
   <w:style w:type="table" w:styleId="36">
     <w:name w:val="Light Shading Accent 2"/>
     <w:basedOn w:val="32"/>
+    <w:qFormat/>
     <w:uiPriority w:val="60"/>
     <w:pPr>
       <w:spacing w:after="0" w:line="240" w:lineRule="auto"/>
@@ -18747,6 +18783,7 @@
   <w:style w:type="table" w:styleId="37">
     <w:name w:val="Light Shading Accent 3"/>
     <w:basedOn w:val="32"/>
+    <w:qFormat/>
     <w:uiPriority w:val="60"/>
     <w:pPr>
       <w:spacing w:after="0" w:line="240" w:lineRule="auto"/>
@@ -18846,6 +18883,7 @@
   <w:style w:type="table" w:styleId="38">
     <w:name w:val="Light Shading Accent 4"/>
     <w:basedOn w:val="32"/>
+    <w:qFormat/>
     <w:uiPriority w:val="60"/>
     <w:pPr>
       <w:spacing w:after="0" w:line="240" w:lineRule="auto"/>
@@ -18945,6 +18983,7 @@
   <w:style w:type="table" w:styleId="39">
     <w:name w:val="Light Shading Accent 5"/>
     <w:basedOn w:val="32"/>
+    <w:qFormat/>
     <w:uiPriority w:val="60"/>
     <w:pPr>
       <w:spacing w:after="0" w:line="240" w:lineRule="auto"/>
@@ -19044,6 +19083,7 @@
   <w:style w:type="table" w:styleId="40">
     <w:name w:val="Light Shading Accent 6"/>
     <w:basedOn w:val="32"/>
+    <w:qFormat/>
     <w:uiPriority w:val="60"/>
     <w:pPr>
       <w:spacing w:after="0" w:line="240" w:lineRule="auto"/>
@@ -19143,6 +19183,7 @@
   <w:style w:type="table" w:styleId="41">
     <w:name w:val="Light List"/>
     <w:basedOn w:val="32"/>
+    <w:qFormat/>
     <w:uiPriority w:val="61"/>
     <w:pPr>
       <w:spacing w:after="0" w:line="240" w:lineRule="auto"/>
@@ -19236,6 +19277,7 @@
   <w:style w:type="table" w:styleId="42">
     <w:name w:val="Light List Accent 1"/>
     <w:basedOn w:val="32"/>
+    <w:qFormat/>
     <w:uiPriority w:val="61"/>
     <w:pPr>
       <w:spacing w:after="0" w:line="240" w:lineRule="auto"/>
@@ -19329,6 +19371,7 @@
   <w:style w:type="table" w:styleId="43">
     <w:name w:val="Light List Accent 2"/>
     <w:basedOn w:val="32"/>
+    <w:qFormat/>
     <w:uiPriority w:val="61"/>
     <w:pPr>
       <w:spacing w:after="0" w:line="240" w:lineRule="auto"/>
@@ -19422,6 +19465,7 @@
   <w:style w:type="table" w:styleId="44">
     <w:name w:val="Light List Accent 3"/>
     <w:basedOn w:val="32"/>
+    <w:qFormat/>
     <w:uiPriority w:val="61"/>
     <w:pPr>
       <w:spacing w:after="0" w:line="240" w:lineRule="auto"/>
@@ -19515,6 +19559,7 @@
   <w:style w:type="table" w:styleId="45">
     <w:name w:val="Light List Accent 4"/>
     <w:basedOn w:val="32"/>
+    <w:qFormat/>
     <w:uiPriority w:val="61"/>
     <w:pPr>
       <w:spacing w:after="0" w:line="240" w:lineRule="auto"/>
@@ -19608,6 +19653,7 @@
   <w:style w:type="table" w:styleId="46">
     <w:name w:val="Light List Accent 5"/>
     <w:basedOn w:val="32"/>
+    <w:qFormat/>
     <w:uiPriority w:val="61"/>
     <w:pPr>
       <w:spacing w:after="0" w:line="240" w:lineRule="auto"/>
@@ -19701,6 +19747,7 @@
   <w:style w:type="table" w:styleId="47">
     <w:name w:val="Light List Accent 6"/>
     <w:basedOn w:val="32"/>
+    <w:qFormat/>
     <w:uiPriority w:val="61"/>
     <w:pPr>
       <w:spacing w:after="0" w:line="240" w:lineRule="auto"/>
@@ -19794,6 +19841,7 @@
   <w:style w:type="table" w:styleId="48">
     <w:name w:val="Light Grid"/>
     <w:basedOn w:val="32"/>
+    <w:qFormat/>
     <w:uiPriority w:val="62"/>
     <w:pPr>
       <w:spacing w:after="0" w:line="240" w:lineRule="auto"/>
@@ -19920,6 +19968,7 @@
   <w:style w:type="table" w:styleId="49">
     <w:name w:val="Light Grid Accent 1"/>
     <w:basedOn w:val="32"/>
+    <w:qFormat/>
     <w:uiPriority w:val="62"/>
     <w:pPr>
       <w:spacing w:after="0" w:line="240" w:lineRule="auto"/>
@@ -20046,6 +20095,7 @@
   <w:style w:type="table" w:styleId="50">
     <w:name w:val="Light Grid Accent 2"/>
     <w:basedOn w:val="32"/>
+    <w:qFormat/>
     <w:uiPriority w:val="62"/>
     <w:pPr>
       <w:spacing w:after="0" w:line="240" w:lineRule="auto"/>
@@ -20172,6 +20222,7 @@
   <w:style w:type="table" w:styleId="51">
     <w:name w:val="Light Grid Accent 3"/>
     <w:basedOn w:val="32"/>
+    <w:qFormat/>
     <w:uiPriority w:val="62"/>
     <w:pPr>
       <w:spacing w:after="0" w:line="240" w:lineRule="auto"/>
@@ -20298,6 +20349,7 @@
   <w:style w:type="table" w:styleId="52">
     <w:name w:val="Light Grid Accent 4"/>
     <w:basedOn w:val="32"/>
+    <w:qFormat/>
     <w:uiPriority w:val="62"/>
     <w:pPr>
       <w:spacing w:after="0" w:line="240" w:lineRule="auto"/>
@@ -20424,6 +20476,7 @@
   <w:style w:type="table" w:styleId="53">
     <w:name w:val="Light Grid Accent 5"/>
     <w:basedOn w:val="32"/>
+    <w:qFormat/>
     <w:uiPriority w:val="62"/>
     <w:pPr>
       <w:spacing w:after="0" w:line="240" w:lineRule="auto"/>
@@ -20550,6 +20603,7 @@
   <w:style w:type="table" w:styleId="54">
     <w:name w:val="Light Grid Accent 6"/>
     <w:basedOn w:val="32"/>
+    <w:qFormat/>
     <w:uiPriority w:val="62"/>
     <w:pPr>
       <w:spacing w:after="0" w:line="240" w:lineRule="auto"/>
@@ -20676,6 +20730,7 @@
   <w:style w:type="table" w:styleId="55">
     <w:name w:val="Medium Shading 1"/>
     <w:basedOn w:val="32"/>
+    <w:qFormat/>
     <w:uiPriority w:val="63"/>
     <w:pPr>
       <w:spacing w:after="0" w:line="240" w:lineRule="auto"/>
@@ -20783,6 +20838,7 @@
   <w:style w:type="table" w:styleId="56">
     <w:name w:val="Medium Shading 1 Accent 1"/>
     <w:basedOn w:val="32"/>
+    <w:qFormat/>
     <w:uiPriority w:val="63"/>
     <w:pPr>
       <w:spacing w:after="0" w:line="240" w:lineRule="auto"/>
@@ -20890,6 +20946,7 @@
   <w:style w:type="table" w:styleId="57">
     <w:name w:val="Medium Shading 1 Accent 2"/>
     <w:basedOn w:val="32"/>
+    <w:qFormat/>
     <w:uiPriority w:val="63"/>
     <w:pPr>
       <w:spacing w:after="0" w:line="240" w:lineRule="auto"/>
@@ -20997,6 +21054,7 @@
   <w:style w:type="table" w:styleId="58">
     <w:name w:val="Medium Shading 1 Accent 3"/>
     <w:basedOn w:val="32"/>
+    <w:qFormat/>
     <w:uiPriority w:val="63"/>
     <w:pPr>
       <w:spacing w:after="0" w:line="240" w:lineRule="auto"/>

--- a/暑假40天学习计划_张豪实验室_米哈游游戏测试.docx
+++ b/暑假40天学习计划_张豪实验室_米哈游游戏测试.docx
@@ -6835,8 +6835,6 @@
               </w:rPr>
               <w:br w:type="textWrapping"/>
             </w:r>
-            <w:bookmarkStart w:id="5" w:name="_GoBack"/>
-            <w:bookmarkEnd w:id="5"/>
             <w:r>
               <w:rPr>
                 <w:rFonts w:ascii="微软雅黑" w:hAnsi="微软雅黑" w:eastAsia="微软雅黑"/>
@@ -7478,19 +7476,29 @@
                 <w:rFonts w:ascii="微软雅黑" w:hAnsi="微软雅黑" w:eastAsia="微软雅黑"/>
                 <w:sz w:val="18"/>
               </w:rPr>
-              <w:t>• ML三大范式：监督学习、无监督学习、强化学习</w:t>
-            </w:r>
-            <w:r>
-              <w:rPr>
-                <w:rFonts w:ascii="微软雅黑" w:hAnsi="微软雅黑" w:eastAsia="微软雅黑"/>
-                <w:sz w:val="18"/>
-              </w:rPr>
-              <w:br w:type="textWrapping"/>
-            </w:r>
-            <w:r>
-              <w:rPr>
-                <w:rFonts w:ascii="微软雅黑" w:hAnsi="微软雅黑" w:eastAsia="微软雅黑"/>
-                <w:sz w:val="18"/>
+              <w:t xml:space="preserve">• </w:t>
+            </w:r>
+            <w:r>
+              <w:rPr>
+                <w:rFonts w:ascii="微软雅黑" w:hAnsi="微软雅黑" w:eastAsia="微软雅黑"/>
+                <w:sz w:val="18"/>
+                <w:highlight w:val="yellow"/>
+              </w:rPr>
+              <w:t>ML三大范式：监督学习、无监督学习、强化学习</w:t>
+            </w:r>
+            <w:r>
+              <w:rPr>
+                <w:rFonts w:ascii="微软雅黑" w:hAnsi="微软雅黑" w:eastAsia="微软雅黑"/>
+                <w:sz w:val="18"/>
+                <w:highlight w:val="yellow"/>
+              </w:rPr>
+              <w:br w:type="textWrapping"/>
+            </w:r>
+            <w:r>
+              <w:rPr>
+                <w:rFonts w:ascii="微软雅黑" w:hAnsi="微软雅黑" w:eastAsia="微软雅黑"/>
+                <w:sz w:val="18"/>
+                <w:highlight w:val="yellow"/>
               </w:rPr>
               <w:t>• 训练/验证/测试集划分、偏差-方差权衡</w:t>
             </w:r>
@@ -7498,6 +7506,7 @@
               <w:rPr>
                 <w:rFonts w:ascii="微软雅黑" w:hAnsi="微软雅黑" w:eastAsia="微软雅黑"/>
                 <w:sz w:val="18"/>
+                <w:highlight w:val="yellow"/>
               </w:rPr>
               <w:br w:type="textWrapping"/>
             </w:r>
@@ -7543,31 +7552,43 @@
               </w:rPr>
               <w:t>• PyTorch安装（CPU版先行，GPU版后续配置）</w:t>
             </w:r>
-            <w:r>
-              <w:rPr>
-                <w:rFonts w:ascii="微软雅黑" w:hAnsi="微软雅黑" w:eastAsia="微软雅黑"/>
-                <w:sz w:val="18"/>
-              </w:rPr>
-              <w:br w:type="textWrapping"/>
-            </w:r>
-            <w:r>
-              <w:rPr>
-                <w:rFonts w:ascii="微软雅黑" w:hAnsi="微软雅黑" w:eastAsia="微软雅黑"/>
-                <w:sz w:val="18"/>
-              </w:rPr>
-              <w:t>• PyTorch基础：Tensor创建与操作、设备管理(cpu/cuda)</w:t>
-            </w:r>
-            <w:r>
-              <w:rPr>
-                <w:rFonts w:ascii="微软雅黑" w:hAnsi="微软雅黑" w:eastAsia="微软雅黑"/>
-                <w:sz w:val="18"/>
-              </w:rPr>
-              <w:br w:type="textWrapping"/>
-            </w:r>
-            <w:r>
-              <w:rPr>
-                <w:rFonts w:ascii="微软雅黑" w:hAnsi="微软雅黑" w:eastAsia="微软雅黑"/>
-                <w:sz w:val="18"/>
+            <w:bookmarkStart w:id="5" w:name="_GoBack"/>
+            <w:bookmarkEnd w:id="5"/>
+            <w:r>
+              <w:rPr>
+                <w:rFonts w:ascii="微软雅黑" w:hAnsi="微软雅黑" w:eastAsia="微软雅黑"/>
+                <w:sz w:val="18"/>
+              </w:rPr>
+              <w:br w:type="textWrapping"/>
+            </w:r>
+            <w:r>
+              <w:rPr>
+                <w:rFonts w:ascii="微软雅黑" w:hAnsi="微软雅黑" w:eastAsia="微软雅黑"/>
+                <w:sz w:val="18"/>
+              </w:rPr>
+              <w:t>•</w:t>
+            </w:r>
+            <w:r>
+              <w:rPr>
+                <w:rFonts w:ascii="微软雅黑" w:hAnsi="微软雅黑" w:eastAsia="微软雅黑"/>
+                <w:sz w:val="18"/>
+                <w:highlight w:val="yellow"/>
+              </w:rPr>
+              <w:t xml:space="preserve"> PyTorch基础：Tensor创建与操作、设备管理(cpu/cuda)</w:t>
+            </w:r>
+            <w:r>
+              <w:rPr>
+                <w:rFonts w:ascii="微软雅黑" w:hAnsi="微软雅黑" w:eastAsia="微软雅黑"/>
+                <w:sz w:val="18"/>
+                <w:highlight w:val="yellow"/>
+              </w:rPr>
+              <w:br w:type="textWrapping"/>
+            </w:r>
+            <w:r>
+              <w:rPr>
+                <w:rFonts w:ascii="微软雅黑" w:hAnsi="微软雅黑" w:eastAsia="微软雅黑"/>
+                <w:sz w:val="18"/>
+                <w:highlight w:val="yellow"/>
               </w:rPr>
               <w:t>• 自动求导(autograd)机制深入理解</w:t>
             </w:r>
@@ -7575,6 +7596,7 @@
               <w:rPr>
                 <w:rFonts w:ascii="微软雅黑" w:hAnsi="微软雅黑" w:eastAsia="微软雅黑"/>
                 <w:sz w:val="18"/>
+                <w:highlight w:val="yellow"/>
               </w:rPr>
               <w:br w:type="textWrapping"/>
             </w:r>
@@ -7618,7 +7640,15 @@
                 <w:rFonts w:ascii="微软雅黑" w:hAnsi="微软雅黑" w:eastAsia="微软雅黑"/>
                 <w:sz w:val="18"/>
               </w:rPr>
-              <w:t>• 阅读PyTorch官方60min入门教程</w:t>
+              <w:t xml:space="preserve">• </w:t>
+            </w:r>
+            <w:r>
+              <w:rPr>
+                <w:rFonts w:ascii="微软雅黑" w:hAnsi="微软雅黑" w:eastAsia="微软雅黑"/>
+                <w:sz w:val="18"/>
+                <w:highlight w:val="yellow"/>
+              </w:rPr>
+              <w:t>阅读PyTorch官方60min入门教程</w:t>
             </w:r>
           </w:p>
         </w:tc>
@@ -7735,12 +7765,21 @@
                 <w:rFonts w:ascii="微软雅黑" w:hAnsi="微软雅黑" w:eastAsia="微软雅黑"/>
                 <w:sz w:val="18"/>
               </w:rPr>
-              <w:t>• 用PyTorch从零实现逻辑回归（手写梯度更新）</w:t>
-            </w:r>
-            <w:r>
-              <w:rPr>
-                <w:rFonts w:ascii="微软雅黑" w:hAnsi="微软雅黑" w:eastAsia="微软雅黑"/>
-                <w:sz w:val="18"/>
+              <w:t xml:space="preserve">• </w:t>
+            </w:r>
+            <w:r>
+              <w:rPr>
+                <w:rFonts w:ascii="微软雅黑" w:hAnsi="微软雅黑" w:eastAsia="微软雅黑"/>
+                <w:sz w:val="18"/>
+                <w:highlight w:val="yellow"/>
+              </w:rPr>
+              <w:t>用PyTorch从零实现逻辑回归（手写梯度更新）</w:t>
+            </w:r>
+            <w:r>
+              <w:rPr>
+                <w:rFonts w:ascii="微软雅黑" w:hAnsi="微软雅黑" w:eastAsia="微软雅黑"/>
+                <w:sz w:val="18"/>
+                <w:highlight w:val="yellow"/>
               </w:rPr>
               <w:br w:type="textWrapping"/>
             </w:r>
@@ -7770,12 +7809,23 @@
                 <w:rFonts w:ascii="微软雅黑" w:hAnsi="微软雅黑" w:eastAsia="微软雅黑"/>
                 <w:sz w:val="18"/>
               </w:rPr>
-              <w:t>• PyTorch高级API：nn.Module、nn.Linear、nn.Sequential</w:t>
-            </w:r>
-            <w:r>
-              <w:rPr>
-                <w:rFonts w:ascii="微软雅黑" w:hAnsi="微软雅黑" w:eastAsia="微软雅黑"/>
-                <w:sz w:val="18"/>
+              <w:t xml:space="preserve">• </w:t>
+            </w:r>
+            <w:r>
+              <w:rPr>
+                <w:rFonts w:ascii="微软雅黑" w:hAnsi="微软雅黑" w:eastAsia="微软雅黑"/>
+                <w:color w:val="0000FF"/>
+                <w:sz w:val="18"/>
+                <w:highlight w:val="yellow"/>
+              </w:rPr>
+              <w:t>PyTorch高级API：nn.Module、nn.Linear、nn.Sequential</w:t>
+            </w:r>
+            <w:r>
+              <w:rPr>
+                <w:rFonts w:ascii="微软雅黑" w:hAnsi="微软雅黑" w:eastAsia="微软雅黑"/>
+                <w:color w:val="0000FF"/>
+                <w:sz w:val="18"/>
+                <w:highlight w:val="yellow"/>
               </w:rPr>
               <w:br w:type="textWrapping"/>
             </w:r>
@@ -7812,12 +7862,21 @@
                 <w:rFonts w:ascii="微软雅黑" w:hAnsi="微软雅黑" w:eastAsia="微软雅黑"/>
                 <w:sz w:val="18"/>
               </w:rPr>
-              <w:t>• 在MNIST上训练逻辑回归模型</w:t>
-            </w:r>
-            <w:r>
-              <w:rPr>
-                <w:rFonts w:ascii="微软雅黑" w:hAnsi="微软雅黑" w:eastAsia="微软雅黑"/>
-                <w:sz w:val="18"/>
+              <w:t xml:space="preserve">• </w:t>
+            </w:r>
+            <w:r>
+              <w:rPr>
+                <w:rFonts w:ascii="微软雅黑" w:hAnsi="微软雅黑" w:eastAsia="微软雅黑"/>
+                <w:sz w:val="18"/>
+                <w:highlight w:val="yellow"/>
+              </w:rPr>
+              <w:t>在MNIST上训练逻辑回归模型</w:t>
+            </w:r>
+            <w:r>
+              <w:rPr>
+                <w:rFonts w:ascii="微软雅黑" w:hAnsi="微软雅黑" w:eastAsia="微软雅黑"/>
+                <w:sz w:val="18"/>
+                <w:highlight w:val="yellow"/>
               </w:rPr>
               <w:br w:type="textWrapping"/>
             </w:r>
@@ -7947,19 +8006,29 @@
                 <w:rFonts w:ascii="微软雅黑" w:hAnsi="微软雅黑" w:eastAsia="微软雅黑"/>
                 <w:sz w:val="18"/>
               </w:rPr>
-              <w:t>• MLP（多层感知机）原理：前向传播、反向传播</w:t>
-            </w:r>
-            <w:r>
-              <w:rPr>
-                <w:rFonts w:ascii="微软雅黑" w:hAnsi="微软雅黑" w:eastAsia="微软雅黑"/>
-                <w:sz w:val="18"/>
-              </w:rPr>
-              <w:br w:type="textWrapping"/>
-            </w:r>
-            <w:r>
-              <w:rPr>
-                <w:rFonts w:ascii="微软雅黑" w:hAnsi="微软雅黑" w:eastAsia="微软雅黑"/>
-                <w:sz w:val="18"/>
+              <w:t xml:space="preserve">• </w:t>
+            </w:r>
+            <w:r>
+              <w:rPr>
+                <w:rFonts w:ascii="微软雅黑" w:hAnsi="微软雅黑" w:eastAsia="微软雅黑"/>
+                <w:sz w:val="18"/>
+                <w:highlight w:val="yellow"/>
+              </w:rPr>
+              <w:t>MLP（多层感知机）原理：前向传播、反向传播</w:t>
+            </w:r>
+            <w:r>
+              <w:rPr>
+                <w:rFonts w:ascii="微软雅黑" w:hAnsi="微软雅黑" w:eastAsia="微软雅黑"/>
+                <w:sz w:val="18"/>
+                <w:highlight w:val="yellow"/>
+              </w:rPr>
+              <w:br w:type="textWrapping"/>
+            </w:r>
+            <w:r>
+              <w:rPr>
+                <w:rFonts w:ascii="微软雅黑" w:hAnsi="微软雅黑" w:eastAsia="微软雅黑"/>
+                <w:sz w:val="18"/>
+                <w:highlight w:val="yellow"/>
               </w:rPr>
               <w:t>• 激活函数：ReLU、Sigmoid、Tanh、GeLU</w:t>
             </w:r>
@@ -7967,13 +8036,15 @@
               <w:rPr>
                 <w:rFonts w:ascii="微软雅黑" w:hAnsi="微软雅黑" w:eastAsia="微软雅黑"/>
                 <w:sz w:val="18"/>
-              </w:rPr>
-              <w:br w:type="textWrapping"/>
-            </w:r>
-            <w:r>
-              <w:rPr>
-                <w:rFonts w:ascii="微软雅黑" w:hAnsi="微软雅黑" w:eastAsia="微软雅黑"/>
-                <w:sz w:val="18"/>
+                <w:highlight w:val="yellow"/>
+              </w:rPr>
+              <w:br w:type="textWrapping"/>
+            </w:r>
+            <w:r>
+              <w:rPr>
+                <w:rFonts w:ascii="微软雅黑" w:hAnsi="微软雅黑" w:eastAsia="微软雅黑"/>
+                <w:sz w:val="18"/>
+                <w:highlight w:val="yellow"/>
               </w:rPr>
               <w:t>• 用PyTorch搭建MLP分类MNIST</w:t>
             </w:r>
@@ -7981,6 +8052,7 @@
               <w:rPr>
                 <w:rFonts w:ascii="微软雅黑" w:hAnsi="微软雅黑" w:eastAsia="微软雅黑"/>
                 <w:sz w:val="18"/>
+                <w:highlight w:val="yellow"/>
               </w:rPr>
               <w:br w:type="textWrapping"/>
             </w:r>
@@ -8010,19 +8082,29 @@
                 <w:rFonts w:ascii="微软雅黑" w:hAnsi="微软雅黑" w:eastAsia="微软雅黑"/>
                 <w:sz w:val="18"/>
               </w:rPr>
-              <w:t>• DataLoader与Dataset：自定义数据集</w:t>
-            </w:r>
-            <w:r>
-              <w:rPr>
-                <w:rFonts w:ascii="微软雅黑" w:hAnsi="微软雅黑" w:eastAsia="微软雅黑"/>
-                <w:sz w:val="18"/>
-              </w:rPr>
-              <w:br w:type="textWrapping"/>
-            </w:r>
-            <w:r>
-              <w:rPr>
-                <w:rFonts w:ascii="微软雅黑" w:hAnsi="微软雅黑" w:eastAsia="微软雅黑"/>
-                <w:sz w:val="18"/>
+              <w:t xml:space="preserve">• </w:t>
+            </w:r>
+            <w:r>
+              <w:rPr>
+                <w:rFonts w:ascii="微软雅黑" w:hAnsi="微软雅黑" w:eastAsia="微软雅黑"/>
+                <w:sz w:val="18"/>
+                <w:highlight w:val="yellow"/>
+              </w:rPr>
+              <w:t>DataLoader与Dataset：自定义数据集</w:t>
+            </w:r>
+            <w:r>
+              <w:rPr>
+                <w:rFonts w:ascii="微软雅黑" w:hAnsi="微软雅黑" w:eastAsia="微软雅黑"/>
+                <w:sz w:val="18"/>
+                <w:highlight w:val="yellow"/>
+              </w:rPr>
+              <w:br w:type="textWrapping"/>
+            </w:r>
+            <w:r>
+              <w:rPr>
+                <w:rFonts w:ascii="微软雅黑" w:hAnsi="微软雅黑" w:eastAsia="微软雅黑"/>
+                <w:sz w:val="18"/>
+                <w:highlight w:val="yellow"/>
               </w:rPr>
               <w:t>• 数据增强：transforms（这是游戏测试中生成测试数据的基础！）</w:t>
             </w:r>
@@ -8030,13 +8112,15 @@
               <w:rPr>
                 <w:rFonts w:ascii="微软雅黑" w:hAnsi="微软雅黑" w:eastAsia="微软雅黑"/>
                 <w:sz w:val="18"/>
-              </w:rPr>
-              <w:br w:type="textWrapping"/>
-            </w:r>
-            <w:r>
-              <w:rPr>
-                <w:rFonts w:ascii="微软雅黑" w:hAnsi="微软雅黑" w:eastAsia="微软雅黑"/>
-                <w:sz w:val="18"/>
+                <w:highlight w:val="yellow"/>
+              </w:rPr>
+              <w:br w:type="textWrapping"/>
+            </w:r>
+            <w:r>
+              <w:rPr>
+                <w:rFonts w:ascii="微软雅黑" w:hAnsi="微软雅黑" w:eastAsia="微软雅黑"/>
+                <w:sz w:val="18"/>
+                <w:highlight w:val="yellow"/>
               </w:rPr>
               <w:t>• 训练循环标准写法：epoch/iteration/batch</w:t>
             </w:r>
@@ -8044,13 +8128,15 @@
               <w:rPr>
                 <w:rFonts w:ascii="微软雅黑" w:hAnsi="微软雅黑" w:eastAsia="微软雅黑"/>
                 <w:sz w:val="18"/>
-              </w:rPr>
-              <w:br w:type="textWrapping"/>
-            </w:r>
-            <w:r>
-              <w:rPr>
-                <w:rFonts w:ascii="微软雅黑" w:hAnsi="微软雅黑" w:eastAsia="微软雅黑"/>
-                <w:sz w:val="18"/>
+                <w:highlight w:val="yellow"/>
+              </w:rPr>
+              <w:br w:type="textWrapping"/>
+            </w:r>
+            <w:r>
+              <w:rPr>
+                <w:rFonts w:ascii="微软雅黑" w:hAnsi="微软雅黑" w:eastAsia="微软雅黑"/>
+                <w:sz w:val="18"/>
+                <w:highlight w:val="yellow"/>
               </w:rPr>
               <w:t>• 添加验证集、保存最佳模型(checkpoint)</w:t>
             </w:r>
@@ -8087,7 +8173,15 @@
                 <w:rFonts w:ascii="微软雅黑" w:hAnsi="微软雅黑" w:eastAsia="微软雅黑"/>
                 <w:sz w:val="18"/>
               </w:rPr>
-              <w:t>• 用TensorBoard可视化训练曲线</w:t>
+              <w:t xml:space="preserve">• </w:t>
+            </w:r>
+            <w:r>
+              <w:rPr>
+                <w:rFonts w:ascii="微软雅黑" w:hAnsi="微软雅黑" w:eastAsia="微软雅黑"/>
+                <w:sz w:val="18"/>
+                <w:highlight w:val="yellow"/>
+              </w:rPr>
+              <w:t>用TensorBoard可视化训练曲线</w:t>
             </w:r>
           </w:p>
         </w:tc>
@@ -8157,6 +8251,7 @@
               <w:rPr>
                 <w:rFonts w:ascii="微软雅黑" w:hAnsi="微软雅黑" w:eastAsia="微软雅黑"/>
                 <w:sz w:val="18"/>
+                <w:highlight w:val="yellow"/>
               </w:rPr>
               <w:t>CNN入门</w:t>
             </w:r>
@@ -8379,11 +8474,15 @@
           <w:p>
             <w:pPr>
               <w:spacing w:after="0" w:line="240" w:lineRule="auto"/>
-            </w:pPr>
-            <w:r>
-              <w:rPr>
-                <w:rFonts w:ascii="微软雅黑" w:hAnsi="微软雅黑" w:eastAsia="微软雅黑"/>
-                <w:sz w:val="18"/>
+              <w:rPr>
+                <w:highlight w:val="yellow"/>
+              </w:rPr>
+            </w:pPr>
+            <w:r>
+              <w:rPr>
+                <w:rFonts w:ascii="微软雅黑" w:hAnsi="微软雅黑" w:eastAsia="微软雅黑"/>
+                <w:sz w:val="18"/>
+                <w:highlight w:val="yellow"/>
               </w:rPr>
               <w:t>Transformer基础与大模型概念</w:t>
             </w:r>
@@ -17681,7 +17780,7 @@
     <w:lsdException w:uiPriority="99" w:name="endnote reference"/>
     <w:lsdException w:uiPriority="99" w:name="endnote text"/>
     <w:lsdException w:uiPriority="99" w:name="table of authorities"/>
-    <w:lsdException w:uiPriority="99" w:semiHidden="0" w:name="macro"/>
+    <w:lsdException w:qFormat="1" w:uiPriority="99" w:semiHidden="0" w:name="macro"/>
     <w:lsdException w:uiPriority="99" w:name="toa heading"/>
     <w:lsdException w:uiPriority="99" w:semiHidden="0" w:name="List"/>
     <w:lsdException w:uiPriority="99" w:semiHidden="0" w:name="List Bullet"/>
@@ -17694,7 +17793,7 @@
     <w:lsdException w:uiPriority="99" w:semiHidden="0" w:name="List Bullet 3"/>
     <w:lsdException w:uiPriority="99" w:name="List Bullet 4"/>
     <w:lsdException w:uiPriority="99" w:name="List Bullet 5"/>
-    <w:lsdException w:uiPriority="99" w:semiHidden="0" w:name="List Number 2"/>
+    <w:lsdException w:qFormat="1" w:uiPriority="99" w:semiHidden="0" w:name="List Number 2"/>
     <w:lsdException w:uiPriority="99" w:semiHidden="0" w:name="List Number 3"/>
     <w:lsdException w:uiPriority="99" w:name="List Number 4"/>
     <w:lsdException w:uiPriority="99" w:name="List Number 5"/>
@@ -17717,7 +17816,7 @@
     <w:lsdException w:uiPriority="99" w:name="Body Text First Indent 2"/>
     <w:lsdException w:uiPriority="99" w:name="Note Heading"/>
     <w:lsdException w:uiPriority="99" w:semiHidden="0" w:name="Body Text 2"/>
-    <w:lsdException w:uiPriority="99" w:semiHidden="0" w:name="Body Text 3"/>
+    <w:lsdException w:qFormat="1" w:uiPriority="99" w:semiHidden="0" w:name="Body Text 3"/>
     <w:lsdException w:uiPriority="99" w:name="Body Text Indent 2"/>
     <w:lsdException w:uiPriority="99" w:name="Body Text Indent 3"/>
     <w:lsdException w:uiPriority="99" w:name="Block Text"/>
@@ -18163,6 +18262,7 @@
     <w:name w:val="macro"/>
     <w:link w:val="147"/>
     <w:unhideWhenUsed/>
+    <w:qFormat/>
     <w:uiPriority w:val="99"/>
     <w:pPr>
       <w:tabs>
@@ -18197,6 +18297,7 @@
     <w:name w:val="List Number 2"/>
     <w:basedOn w:val="1"/>
     <w:unhideWhenUsed/>
+    <w:qFormat/>
     <w:uiPriority w:val="99"/>
     <w:pPr>
       <w:numPr>
@@ -18261,6 +18362,7 @@
     <w:basedOn w:val="1"/>
     <w:link w:val="146"/>
     <w:unhideWhenUsed/>
+    <w:qFormat/>
     <w:uiPriority w:val="99"/>
     <w:pPr>
       <w:spacing w:after="120"/>
